--- a/Bieu_mau_Word/BM-FSC-08_So_theo_doi_nop_bao_cao_dinh_ky.docx
+++ b/Bieu_mau_Word/BM-FSC-08_So_theo_doi_nop_bao_cao_dinh_ky.docx
@@ -109,7 +109,7 @@
     </w:tbl>
     <w:p>
       <w:pPr>
-        <w:spacing w:after="60" w:before="60" w:line="264"/>
+        <w:spacing w:after="20" w:before="60" w:line="264"/>
       </w:pPr>
       <w:r>
         <w:rPr>
@@ -134,6 +134,35 @@
           <w:szCs w:val="21"/>
         </w:rPr>
         <w:t xml:space="preserve">Theo dõi việc nộp báo cáo lâm sản định kỳ đúng hạn cho cơ quan quản lý nhà nước.</w:t>
+      </w:r>
+    </w:p>
+    <w:p>
+      <w:pPr>
+        <w:spacing w:after="60" w:before="0" w:line="264"/>
+      </w:pPr>
+      <w:r>
+        <w:rPr>
+          <w:rFonts w:ascii="Times New Roman" w:cs="Times New Roman" w:eastAsia="Times New Roman" w:hAnsi="Times New Roman"/>
+          <w:b/>
+          <w:bCs/>
+          <w:i/>
+          <w:iCs/>
+          <w:color w:val="2E75B6"/>
+          <w:sz w:val="21"/>
+          <w:szCs w:val="21"/>
+        </w:rPr>
+        <w:t xml:space="preserve">Tham chiếu FSC: </w:t>
+      </w:r>
+      <w:r>
+        <w:rPr>
+          <w:rFonts w:ascii="Times New Roman" w:cs="Times New Roman" w:eastAsia="Times New Roman" w:hAnsi="Times New Roman"/>
+          <w:i/>
+          <w:iCs/>
+          <w:color w:val="404040"/>
+          <w:sz w:val="21"/>
+          <w:szCs w:val="21"/>
+        </w:rPr>
+        <w:t xml:space="preserve">FSC-STD-40-005 V3-1 [CW1] — tuân thủ pháp luật lâm nghiệp về theo dõi, báo cáo nguồn gốc lâm sản.</w:t>
       </w:r>
     </w:p>
     <w:p>
